--- a/example_articles/countries/Peru/3.countries_Peru_New_York_Times.docx
+++ b/example_articles/countries/Peru/3.countries_Peru_New_York_Times.docx
@@ -27,17 +27,17 @@
     </w:p>
     <w:p>
       <w:r>
-        <w:t>Source File: NYT/45.DOCX</w:t>
+        <w:t>Source file: NYT/45.DOCX</w:t>
       </w:r>
     </w:p>
     <w:p>
       <w:r>
-        <w:t>Raw locations result: ['Peru']</w:t>
+        <w:t>Raw locations result, 'locations': ['Peru']</w:t>
       </w:r>
     </w:p>
     <w:p>
       <w:r>
-        <w:t>countries_stand_flat (Standardized): Peru</w:t>
+        <w:t>Standardized locations result, 'countries_stand_flat': Peru</w:t>
       </w:r>
     </w:p>
     <w:p>

--- a/example_articles/countries/Peru/3.countries_Peru_New_York_Times.docx
+++ b/example_articles/countries/Peru/3.countries_Peru_New_York_Times.docx
@@ -7,7 +7,7 @@
         <w:pStyle w:val="Heading1"/>
       </w:pPr>
       <w:r>
-        <w:t>Believers Crowd a Street, Seeking the Face of Mary</w:t>
+        <w:t>A Modern Mountain Perch Situated Above Lima</w:t>
       </w:r>
     </w:p>
     <w:p>
@@ -17,17 +17,17 @@
     </w:p>
     <w:p>
       <w:r>
-        <w:t>Date: 2000-09-27</w:t>
+        <w:t>Date: 2022-04-24</w:t>
       </w:r>
     </w:p>
     <w:p>
       <w:r>
-        <w:t>Section: Section B; ; Section B; Page 1; Column 3; Metropolitan Desk ; Column 3;</w:t>
+        <w:t>Section: Section RE; Column 0; Real Estate Desk; Pg. 13; INTERNATIONAL REAL ESTATE</w:t>
       </w:r>
     </w:p>
     <w:p>
       <w:r>
-        <w:t>Source file: NYT/45.DOCX</w:t>
+        <w:t>Source file: NYT/9.DOCX</w:t>
       </w:r>
     </w:p>
     <w:p>
@@ -49,58 +49,100 @@
     </w:p>
     <w:p>
       <w:r>
-        <w:t>Not every pedestrian on Washington Street here sees an apparition of the Virgin Mary in the smudgy colored streaks of the thermal pane window.</w:t>
+        <w:t>Political upheaval has stunted the high-end market in Peru's capital, but domestic buyers are keeping demand high at the middle and lower end of the market.</w:t>
         <w:br/>
-        <w:t>But just as in the miracles frequently reported in small Southern towns, or the one that played out for months in a suburban yard in Marlboro, N.J., a few years back, none of the faithful here are demanding unanimity.</w:t>
+        <w:t xml:space="preserve">An Airy Seven-Bedroom Villa in Lima, Peru </w:t>
         <w:br/>
-        <w:t>The streaks in the window, in Ramona and Marcelino Collado's second-floor apartment, started changing colors and producing an image last week, family members said, and the Collados' apartment was transformed into a religious shrine.</w:t>
+        <w:t xml:space="preserve">  $2 MILLION (7.4 MILLION PERUVIAN NUEVO SOL)</w:t>
         <w:br/>
-        <w:t>Today, hundreds of people came to their working-class, Hispanic neighborhood and stood in the rain, peering up at the window. Some squinted, struggling to discern an image that others, their lips moving in apparent prayer, had already perceived. Others climbed the stairs to the apartment and trooped through the Collados' kitchen and living room in soggy shoes to pay homage at the window.</w:t>
+        <w:t xml:space="preserve">  A stone mountain rises behind this geometric 12,055-square-foot house in La Planicie, an affluent neighborhood in the eastern La Molina district of Lima, Peru. Designed by Peruvian firm Domenack Arquitectos and built in 2014, the seven-bedroom, eight-bath house incorporates natural elements like an indoor waterfall and volcanic stone around the pool deck.</w:t>
         <w:br/>
-        <w:t>Some knelt in the living room to pray beneath a large framed picture of Christ. Some said the rosary. Others walked to the window and pressed their hands to the glass. One elderly man rubbed a candle against it.</w:t>
+        <w:t xml:space="preserve">  ''All of La Molina is surrounded by large rock formations, and this house has its own mountain,'' said Fernando Bertetti of Peru Sotheby's International Realty, the listing broker. ''But the home itself is modern and elegant, and the architects who designed it are very well-known.''</w:t>
         <w:br/>
-        <w:t>The Collado family welcomed all, most of them strangers. Some visitors brought candles that were placed on a table beneath the window. Others came with bouquets of roses.</w:t>
+        <w:t xml:space="preserve">  A 50-foot stone walkway leads from a gated street entrance to wooden front doors, which contrast with the concrete facade. The doors open to a foyer with black granite-slab floors. A square archway separates the foyer from a great room with 19.5-foot cathedral ceilings and cojoba wood floors. Full-length windows offer views of the backyard pool and hilly terrain beyond.</w:t>
         <w:br/>
-        <w:t>Two teachers' aides on their lunch break from a local elementary school pressed their hands to the window and came away in silence.</w:t>
+        <w:t xml:space="preserve">  The kitchen, with glossy white cabinets and gray quartzite countertops offsetting a wooden breakfast bar, is concealed by a wall that houses a wide ethanol fireplace. The home's main level also includes a small office, a bar and a two-bedroom guest suite.</w:t>
         <w:br/>
-        <w:t>"I think most want to believe, that's why we're here," said one, Maria Tirado. "It's very mystical. You just have to believe."</w:t>
+        <w:t xml:space="preserve">  On the second floor are five en suite bedrooms including the primary suite, which has a terrace. Two more bedrooms share a bathroom.</w:t>
         <w:br/>
-        <w:t>Her colleague, Patricia DeFex, said: "Anything is possible if you have faith. If it is true and you've touched it, you've touched something holy, like a relic."</w:t>
+        <w:t xml:space="preserve">  An indoor/outdoor waterfall flows from the home's main level to the basement, which has a screening room, guest bathroom and kitchenette. The waterfall begins at the edge of the concrete pool deck, which is inlaid with Peruvian volcanic stone. A snaking steel sculpture forms a canopy over the rear terrace, and the 60-foot pool is surrounded by landscaping. ''Lima is a desert, so anything planted is done by a gardener,'' Mr. Bertetti said.</w:t>
         <w:br/>
-        <w:t>Jose Rivas, 32, of nearby Carteret, stood in the living room, clutching a crucifix attached to a gold chain. "I find it to be breathtaking," he said.</w:t>
+        <w:t xml:space="preserve">  In the mountain behind the house, the owner carved niches called andenes, versions of farming ''terraces'' used by Inca people in pre-Colombian times. ''Each of those little cutouts has a garden or a staircase,'' Mr. Bertetti said.</w:t>
         <w:br/>
-        <w:t>To the uninitiated, the living room window facing Washington Street seems nothing more than a blur of discoloration. The colors take on different hues, depending on the viewing angle from the sidewalk. From the right, the streaks have a reddish-orange tint; from the front, white and brown; and from the left, grayish-green with a flame-shaped trace of red in the lower left corner.</w:t>
+        <w:t xml:space="preserve">  Lima, Peru's capital and largest city, is home to nearly 9.8 million residents in 43 urban districts covering about 1,000 square miles. Quiet and leafy, La Molina is favored by ''wealthy families, expats and embassy workers,'' Mr. Bertetti said. ''There are only houses here, no tall buildings.'' Private schools including the exclusive Colegio Franklin Delano Roosevelt/The American School of Lima are a draw, as is the upscale Country Club La Planicie, a half-mile west of the house. San Isidro, Lima's central business district, is about 10 miles west, as is Jorge Chavez International Airport and Peru's Pacific coastline.</w:t>
         <w:br/>
-        <w:t>From indoors, the double-paned window exhibits none of the streakiness. It appears misty or covered with steam.</w:t>
+        <w:t xml:space="preserve">  Market Overview</w:t>
         <w:br/>
-        <w:t>For now, the Roman Catholic Church is saying nothing about the window. Rayanne Damiano, a spokeswoman for the Diocese of Metuchen, which includes Perth Amboy, said the diocese had no official comment. She said the bishop, Vincent D. P. Breen and all diocesan priests were at a three-day retreat and not available for questions. They had left instructions, she said, not to discuss the window.</w:t>
+        <w:t xml:space="preserve">  Many wealthy Peruvians have been nervous since last year's election of Marxist-Leninist president Pedro Castillo, who in February swore in his third cabinet in six months. As a result, Lima's luxury market has ''frozen,'' said Ivan Zalaquett, a partner at Keller Williams Peru in Lima. ''Clients with money think it's too risky to invest here, and they're looking in places like Miami.''</w:t>
         <w:br/>
-        <w:t>This afternoon, as visitors filled the family living room, the Collados' son-in-law, Felix Pratts, said that the window began changing colors last Tuesday or Wednesday. At first, he said, his wife, Isaura, thought her mother had put a religious picture in the window and it had somehow left an impression on the glass. But when she learned that nothing had been put in the window, she began thinking that the window bore an image of Mary and she began sharing those thoughts with neighbors.</w:t>
+        <w:t xml:space="preserve">  Prices at the high end have declined about 20 percent since last year, said Nella Pinto, the head of Peru Sotheby's International Realty in Lima. </w:t>
         <w:br/>
-        <w:t>Word spread fast through Perth Amboy and surrounding parts of Middlesex County. Strangers began turning up Friday, some with candles, to gaze at the window and pray. Crowds grew through the weekend, and the turnout Monday, which included film crews from New York television stations, was so large that the Perth Amboy police closed Washington Street to all vehicles from 1 to 8 p.m. The crowd was sparser in the rain today. But in the early afternoon, cars crept by, bumper to bumper, their occupants straining for a glimpse of the window. Four police officers kept onlookers and visitors behind barricades on either side of the street. Those eager to go upstairs lined up silently in the rain.</w:t>
+        <w:t xml:space="preserve">  ''Unlike other countries, it's been a buyer's market,'' she said. But Peru's economy, driven by mining and commodities, ''has remained strong, and people are realizing Peru isn't changing. Prices will only go up.''</w:t>
         <w:br/>
-        <w:t>Some neighbors watched from front porches. They did not seem upset by all the strangers.</w:t>
+        <w:t xml:space="preserve">  According to Ms. Pinto, prices in central Lima's upscale neighborhoods, including San Isidro and Miraflores, range from $3,000 to $6,000 a square meter. In La Molina, where this home is located, prices average $1,500 a square meter.</w:t>
         <w:br/>
-        <w:t>Michael Felicis, who lives next to the Collados, said: "To us, it's not a problem. We're happy with this."</w:t>
+        <w:t xml:space="preserve">  Because of inflated property prices abroad, the exodus of wealth is starting to boomerang, said Juan Carlos Tassara, CEO of property developers Edifica and president of the Asociacion de Empresas Inmobiliarias del Peru (AESI), a real estate industry group. ''Peruvians who left are realizing you can't really get a good return on your investment in the U.S.,'' he said.</w:t>
         <w:br/>
-        <w:t>Another neighbor, Vincent Alba, 71, said some people on the street were upset late last week, "but now they're resigned to this." He said he did not mind the commotion if some drew religious strength from it.</w:t>
+        <w:t xml:space="preserve">  The pandemic has also shifted Lima's market dynamic. ''There has been an increase in demand for properties outside the city'' in surrounding districts and coastal communities, said Alen Becerra, founder and owner of Becerra Group/Leading Real Estate Companies of the World, in Lima.</w:t>
         <w:br/>
-        <w:t>One of today's visitors, Laraine Colucci, 60, of North Plainfield, N.J., said she believed the window held the same image that Juan Diego, an Aztec convert to Christianity, saw in the hills outside Mexico City in 1531: the Virgin of Guadalupe.</w:t>
+        <w:t xml:space="preserve">  But those transplants have not completely abandoned the city center, said Mr. Zalaquett of Keller Williams: ''Whoever can buy a second home here doesn't need to sell their primary residence.''</w:t>
         <w:br/>
-        <w:t>Ms. Colucci said she was hospitalized by a stroke for seven days last year.</w:t>
+        <w:t xml:space="preserve">  There is no central database for property transactions in Peru. Mr. Becerra estimated average prices in the city's Lima Top sector, which includes La Molina, Miraflores, San Isidro, San Borja, Surco and Barranco, at about $2,288 a square meter ($215 a square foot). In the less affluent neighborhoods of the Modern Lima sector, including Jesús María, San Miguel, Lince, Magdalena del Mar, Pueblo Libre and Surquillo, where demand is higher, prices average $1,871 a square meter ($175 a square foot), he said. In new developments across the city, prices rose 7 percent year over year, a reflection of perennial demand for housing, Mr. Becerra said.</w:t>
         <w:br/>
-        <w:t>"It was through her intercession that I made a complete recovery," she said. "I have a tremendous amount of devotion and I wanted to be a part of this. I think there's a message that has to be brought to the people. Look at the way the world is going -- God wants his people back."</w:t>
+        <w:t xml:space="preserve">  Demand remains strong at the middle and lower end of the market, said Jose Luis Alzamora, CEO of TALE Inmobiliaria, a Lima property developer. ''The main offices of everything are in Lima,'' he said. ''That's always put pressure on people who want to live here. That's why we sell to working-class buyers, who need to buy somewhere to live, rather than the A market, who are now diversifying and largely stopping their investment in Peru.''</w:t>
         <w:br/>
-        <w:t>Like others who came today, Mr. Rivas, the visitor from Carteret, said he was struck that the window displayed colors from the outside and yet looked only misty from inside the apartment.</w:t>
+        <w:t xml:space="preserve">  Mr. Zalaquett of Keller Williams said the ''sweet spot'' for Lima apartments outside the wealthiest neighborhoods ranges from $80,000 to $150,000.</w:t>
         <w:br/>
-        <w:t>"I can vaguely see the Mother of Jesus from the outside and from the inside I can't see anything," Mr. Rivas said. "It's the first time in my whole life I've seen something like this."</w:t>
+        <w:t xml:space="preserve">  A report from AESI, the real estate association, estimated that average prices across metropolitan Lima rose 14.7 percent from February 2021 to February 2022. According to data from the Central Reserve Bank of Peru shared by Mr. Becerra, prices per square meter are expected to increase 6 percent by the end of 2022. But Mr. Tassara, the developer, attributed rising prices to higher construction costs, ''not because the market's incredible.''</w:t>
         <w:br/>
-        <w:t>Another visitor, Thomas Connelly, a 48-year-old salesman of lab equipment, stopped by Washington Street while returning from a business trip to Manhattan. Mr. Connelly did not seem quite convinced. In 1992, he said, he had visited the Marlboro home that attracted thousands after the owner, Joseph Januszkiewicz, said Mary appeared near his backyard spruce trees on the first Sunday of each month.</w:t>
+        <w:t xml:space="preserve">  Who Buys in Lima</w:t>
         <w:br/>
-        <w:t>"When I was there I got an emotional feeling and smelled the scent of roses," he said after looking for minutes at the window. "I don't get that same feeling I had in Marlboro. The window's very vivid in color, but I don't know what to look for. I can see kind of a face if I imagine it."</w:t>
+        <w:t xml:space="preserve">  Middle-income Peruvians power Lima's property market, Mr. Alzamora said. ''People continue to get mortgages to buy their first home, or to move somewhere better than where they are,'' he said. ''Politics may worry them a bit, but they have more confidence than wealthy buyers.'' The biggest challenge, he said, is finding buildable land to address a perennial housing shortage.</w:t>
+        <w:br/>
+        <w:t xml:space="preserve">  Most foreign buyers are retirees from North America, Spain and Britain, Mr. Becerra said. They look to coastal communities outside central Lima, drawn by relatively low prices and an enviable climate. Expatriate Peruvians are a ''significant'' part of the high-end market, he said.</w:t>
+        <w:br/>
+        <w:t xml:space="preserve">  Foreigners who move to Lima for corporate postings usually rent rather than buy, Mr. Zalaquett said. ''I haven't had any foreign buyers. And Peruvians who moved abroad are only looking to sell the homes they kept here,'' he said.</w:t>
+        <w:br/>
+        <w:t xml:space="preserve">  Buying Basics</w:t>
+        <w:br/>
+        <w:t xml:space="preserve">  There are few restrictions on foreign buyers in Peru. ''Non-Peruvians can't own land within about 30 miles of our borders, but there are no cities there anyway,'' said Jorge Picon, co-founder of Picon Asociados, a legal and tax consulting firm in Lima. The buying process is the same for foreigners and Peruvians, he said, though money-laundering laws have tightened, so ''money has to come from a country that's not considered a tax haven by Peruvian law, like Panama. That could become a problem.''</w:t>
+        <w:br/>
+        <w:t xml:space="preserve">  Foreigners must open an account at a Peruvian bank to execute a property transaction, ''but anyone can do that in five minutes here,'' Mr. Picon said. Foreigners can obtain mortgages through Peruvian banks, though many choose to pay cash, he said.</w:t>
+        <w:br/>
+        <w:t xml:space="preserve">  Notaries oversee property transactions in Peru. ''They control the process, from basic due diligence on the property to creating the deed to paying taxes due upon completion of the transaction,'' Mr. Picon said.</w:t>
+        <w:br/>
+        <w:t xml:space="preserve">  Many property transactions take place in U.S. dollars, Mr. Picon said.</w:t>
+        <w:br/>
+        <w:t xml:space="preserve">  Websites</w:t>
+        <w:br/>
+        <w:t xml:space="preserve">  Peru Tourism: peru.travel</w:t>
+        <w:br/>
+        <w:t xml:space="preserve">  Peru government: gob.pe</w:t>
+        <w:br/>
+        <w:t xml:space="preserve">  La Molina government: munimolina.gob.pe</w:t>
+        <w:br/>
+        <w:t xml:space="preserve">  Languages and Currency</w:t>
+        <w:br/>
+        <w:t xml:space="preserve">  Spanish; nuevo sol (1 nuevo sol = $0.27)</w:t>
+        <w:br/>
+        <w:t xml:space="preserve">  Taxes and Fees</w:t>
+        <w:br/>
+        <w:t xml:space="preserve">  Foreign buyers and Peruvian citizens pay the same taxes on home purchases, said Oscar Picon, co-founder of Picon Asociados and Jorge Picon's brother. ''A 3 percent tax on the value of the property is the only tax anyone pays upon purchase,'' he said, noting that an 18 percent value-added tax applies only to new construction purchased from the developer. Independent professionals like lawyers and accountants do not charge a value-added tax on their services, but legal or accounting firms must apply the VAT.</w:t>
+        <w:br/>
+        <w:t xml:space="preserve">  Until 2016, foreign property sellers in Peru had to pay a flat 30 percent tax on capital gains. To encourage foreign investment, the government reduced the tax rate for individual non-Peruvians to 5 percent on capital gains. Foreign corporations must still pay the 30 percent tax.</w:t>
+        <w:br/>
+        <w:t xml:space="preserve">  Notary fees are set by the government at approximately 1.5 percent of the property value. Real estate commissions in Peru average 3 to 5 percent, Ms. Pinto said.</w:t>
+        <w:br/>
+        <w:t xml:space="preserve">  Annual property taxes on this home total about $3,000, Mr. Bertetti said.</w:t>
+        <w:br/>
+        <w:t xml:space="preserve">  Contact</w:t>
+        <w:br/>
+        <w:t xml:space="preserve">  Fernando Bertetti, Peru Sotheby's International Realty, 011-511-417-2400, perusir.com</w:t>
+        <w:br/>
+        <w:t xml:space="preserve">  For weekly email updates on residential real estate news, sign up here. Follow us on Twitter: @nytrealestate.</w:t>
         <w:br/>
         <w:br/>
-        <w:t>http://www.nytimes.com</w:t>
+        <w:t>https://www.nytimes.com/2022/04/20/realestate/peru-house-hunting.html</w:t>
         <w:br/>
         <w:br/>
         <w:t>Graphic</w:t>
@@ -108,11 +150,11 @@
         <w:br/>
         <w:t xml:space="preserve"> </w:t>
         <w:br/>
-        <w:t>Photos: Inside, the window appears misty. Outside, changing colors reveal the face of Mary, some say. (Richard Perry/The New York Times)(pg. B1); Crowds have been gathering to pray the rosary at an apartment in Perth Amboy, N.J., where some say an image of the Virgin Mary appears in a window. Some of the visitors bring candles or bouquets of roses. (Richard Perry/The New York Times)(pg. B6)</w:t>
+        <w:t>PHOTOS: Clockwise from above: the 12,055-square-foot house has seven bedrooms and eight bathrooms</w:t>
         <w:br/>
-        <w:t xml:space="preserve"> </w:t>
+        <w:t>ceilings in the great room are nearly 20 feet high</w:t>
         <w:br/>
-        <w:t>Map of New Jersey shows location of Perth Amboy: On Washington Street in Perth Amboy, some find inspiration. (pg. B6)</w:t>
+        <w:t xml:space="preserve"> and a steel sculpture and wooden roof form a canopy over the home's back deck. (PHOTOGRAPHS VIA PERÚ SOTHEBY'S INTERNATIONAL REALTY)</w:t>
       </w:r>
     </w:p>
     <w:sectPr>
